--- a/india-ageing-atlas/submission_assets/MJDRDYPU_HEALTH_ECONOMICS_ELDERLY_2026-06-25/supplementary.docx
+++ b/india-ageing-atlas/submission_assets/MJDRDYPU_HEALTH_ECONOMICS_ELDERLY_2026-06-25/supplementary.docx
@@ -2062,7 +2062,7 @@
         <w:t xml:space="preserve"> </w:t>
       </w:r>
       <w:r>
-        <w:t xml:space="preserve">The household outpatient measure used here captures medicines bought in the course of a treatment episode (that is, alongside a consultation or diagnostic visit) but may under-record standalone pharmacy purchases that older adults make for chronic conditions without an accompanying visit — a common pattern for stable hypertension, diabetes or arthritis management in India. If this under-capture is material, the true outpatient and medicines burden, and the catastrophic-spending reduction achievable by covering it (Scenario S2, Table 6), are both probably larger than estimated here. This is the basis for describing the central inpatient-versus-outpatient comparison in the manuscript as conservative rather than overstated: the true gap between the two policy levers is, if anything, likely to be wider than the 1.8-versus-16.1-percentage-point figures reported.</w:t>
+        <w:t xml:space="preserve">The household outpatient measure used here captures medicines bought in the course of a treatment episode (that is, alongside a consultation or diagnostic visit) but may under-record standalone pharmacy purchases that older adults make for chronic conditions without an accompanying visit — a common pattern for stable hypertension, diabetes or arthritis management in India. If this under-capture is material, the true outpatient and medicines burden, and the catastrophic-spending reduction achievable by covering it (Scenario S2, Table 6), are both probably larger than estimated here. This is the basis for describing the central inpatient-versus-outpatient comparison in the manuscript as conservative rather than overstated: the true gap between the two policy levers is, if anything, likely to be wider than the 2.0-versus-17.8-percentage-point figures reported.</w:t>
       </w:r>
     </w:p>
     <w:p>
